--- a/Backend/src/templates/Form 3.docx
+++ b/Backend/src/templates/Form 3.docx
@@ -422,6 +422,7 @@
               <w:pStyle w:val="TableParagraph"/>
               <w:ind w:left="198" w:right="50"/>
               <w:rPr>
+                <w:color w:val="FF0000"/>
                 <w:sz w:val="24"/>
               </w:rPr>
             </w:pPr>
@@ -455,30 +456,7 @@
                 <w:color w:val="000000" w:themeColor="text1"/>
                 <w:sz w:val="24"/>
               </w:rPr>
-              <w:t xml:space="preserve">NH-45, </w:t>
-            </w:r>
-            <w:proofErr w:type="spellStart"/>
-            <w:r>
-              <w:rPr>
-                <w:color w:val="000000" w:themeColor="text1"/>
-                <w:sz w:val="24"/>
-              </w:rPr>
-              <w:t>Samayapuram</w:t>
-            </w:r>
-            <w:proofErr w:type="spellEnd"/>
-            <w:r>
-              <w:rPr>
-                <w:color w:val="000000" w:themeColor="text1"/>
-                <w:sz w:val="24"/>
-              </w:rPr>
-              <w:t>, Trichy, Tamil Nadu, India- 621112</w:t>
-            </w:r>
-            <w:r>
-              <w:rPr>
-                <w:color w:val="000000" w:themeColor="text1"/>
-                <w:sz w:val="24"/>
-              </w:rPr>
-              <w:t>;</w:t>
+              <w:t>{APPLICANT_ADDRESS}</w:t>
             </w:r>
           </w:p>
         </w:tc>
@@ -684,7 +662,14 @@
               <w:rPr>
                 <w:sz w:val="24"/>
               </w:rPr>
-              <w:t xml:space="preserve">the Indian patent </w:t>
+              <w:t xml:space="preserve">the Indian </w:t>
+            </w:r>
+            <w:proofErr w:type="gramStart"/>
+            <w:r>
+              <w:rPr>
+                <w:sz w:val="24"/>
+              </w:rPr>
+              <w:t xml:space="preserve">patent </w:t>
             </w:r>
             <w:r>
               <w:rPr>
@@ -698,6 +683,7 @@
               </w:rPr>
               <w:t>application</w:t>
             </w:r>
+            <w:proofErr w:type="gramEnd"/>
             <w:r>
               <w:rPr>
                 <w:spacing w:val="1"/>
@@ -1892,14 +1878,14 @@
               <w:pStyle w:val="TableParagraph"/>
               <w:ind w:left="297"/>
               <w:rPr>
-                <w:color w:val="FF0000"/>
+                <w:color w:val="000000" w:themeColor="text1"/>
                 <w:sz w:val="20"/>
               </w:rPr>
             </w:pPr>
             <w:r>
               <w:rPr>
                 <w:noProof/>
-                <w:color w:val="FF0000"/>
+                <w:color w:val="000000" w:themeColor="text1"/>
                 <w:sz w:val="20"/>
                 <w:lang w:eastAsia="en-IN"/>
               </w:rPr>
